--- a/docs/transferai-prospection/packs-entreprises-cibles-2026-07/ELTON_OIL_CI/MiniCatalogue_ELTON_OIL_CI_2026-07-07.docx
+++ b/docs/transferai-prospection/packs-entreprises-cibles-2026-07/ELTON_OIL_CI/MiniCatalogue_ELTON_OIL_CI_2026-07-07.docx
@@ -1912,7 +1912,7 @@
                 <w:sz w:val="18"/>
                 <w:szCs w:val="18"/>
               </w:rPr>
-              <w:t xml:space="preserve">Connaître les процé procédures comptables existantes ; aucun prérequis technique avancé</w:t>
+              <w:t xml:space="preserve">Connaître les procédures comptables existantes ; aucun prérequis technique avancé</w:t>
             </w:r>
           </w:p>
         </w:tc>

--- a/docs/transferai-prospection/packs-entreprises-cibles-2026-07/ELTON_OIL_CI/MiniCatalogue_ELTON_OIL_CI_2026-07-07.docx
+++ b/docs/transferai-prospection/packs-entreprises-cibles-2026-07/ELTON_OIL_CI/MiniCatalogue_ELTON_OIL_CI_2026-07-07.docx
@@ -3856,7 +3856,7 @@
           <w:bCs/>
           <w:color w:val="10263F"/>
         </w:rPr>
-        <w:t xml:space="preserve">Soulemane Konate</w:t>
+        <w:t xml:space="preserve">Casimir Kassi Beda</w:t>
       </w:r>
     </w:p>
     <w:p>
@@ -3869,7 +3869,7 @@
           <w:sz w:val="18"/>
           <w:szCs w:val="18"/>
         </w:rPr>
-        <w:t xml:space="preserve">Directeur IA &amp; Innovation</w:t>
+        <w:t xml:space="preserve">Directeur Général</w:t>
       </w:r>
     </w:p>
     <w:p>
@@ -3882,7 +3882,7 @@
           <w:bCs/>
           <w:color w:val="10263F"/>
         </w:rPr>
-        <w:t xml:space="preserve">Medard Sery</w:t>
+        <w:t xml:space="preserve">Marius Ayoro</w:t>
       </w:r>
     </w:p>
     <w:p>
@@ -3895,7 +3895,7 @@
           <w:sz w:val="18"/>
           <w:szCs w:val="18"/>
         </w:rPr>
-        <w:t xml:space="preserve">Consultant expert · Data engineering, cloud &amp; plateformes IA</w:t>
+        <w:t xml:space="preserve">Directeur Développement &amp; Partenariats</w:t>
       </w:r>
     </w:p>
     <w:sectPr>

--- a/docs/transferai-prospection/packs-entreprises-cibles-2026-07/ELTON_OIL_CI/MiniCatalogue_ELTON_OIL_CI_2026-07-07.docx
+++ b/docs/transferai-prospection/packs-entreprises-cibles-2026-07/ELTON_OIL_CI/MiniCatalogue_ELTON_OIL_CI_2026-07-07.docx
@@ -2416,7 +2416,7 @@
                 <w:sz w:val="18"/>
                 <w:szCs w:val="18"/>
               </w:rPr>
-              <w:t xml:space="preserve">à confirmer selon le périmètre</w:t>
+              <w:t xml:space="preserve">1 demi-journée (3h, 08h30–11h30)</w:t>
             </w:r>
           </w:p>
         </w:tc>
